--- a/04-Development-and-Quality-Assurance/Poster/Sections/11 References.docx
+++ b/04-Development-and-Quality-Assurance/Poster/Sections/11 References.docx
@@ -12,7 +12,13 @@
         <w:rPr>
           <w:rFonts w:ascii="Times New Roman" w:hAnsi="Times New Roman" w:cs="Times New Roman"/>
         </w:rPr>
-        <w:t xml:space="preserve">Narayan, S., Sodhi, S. S., Lutui, P. R., &amp; Vijayakumar, K. J. (2010). Network performance evaluation of routers in IPv4/IPv6 environment. </w:t>
+        <w:t>Amazon. (2025).</w:t>
+      </w:r>
+      <w:r>
+        <w:rPr>
+          <w:rFonts w:ascii="Times New Roman" w:hAnsi="Times New Roman" w:cs="Times New Roman"/>
+        </w:rPr>
+        <w:t xml:space="preserve"> </w:t>
       </w:r>
       <w:r>
         <w:rPr>
@@ -20,13 +26,60 @@
           <w:i/>
           <w:iCs/>
         </w:rPr>
-        <w:t>2010 IEEE International Conference on Wireless Communications, Networking and Information Security</w:t>
-      </w:r>
-      <w:r>
-        <w:rPr>
-          <w:rFonts w:ascii="Times New Roman" w:hAnsi="Times New Roman" w:cs="Times New Roman"/>
-        </w:rPr>
-        <w:t xml:space="preserve">, </w:t>
+        <w:t>What’s the Difference Between IPv4 and IPv6?</w:t>
+      </w:r>
+      <w:r>
+        <w:rPr>
+          <w:rFonts w:ascii="Times New Roman" w:hAnsi="Times New Roman" w:cs="Times New Roman"/>
+        </w:rPr>
+        <w:t xml:space="preserve"> </w:t>
+      </w:r>
+      <w:r>
+        <w:rPr>
+          <w:rFonts w:ascii="Times New Roman" w:hAnsi="Times New Roman" w:cs="Times New Roman"/>
+        </w:rPr>
+        <w:t>Amazon Web Services, Inc</w:t>
+      </w:r>
+      <w:r>
+        <w:rPr>
+          <w:rFonts w:ascii="Times New Roman" w:hAnsi="Times New Roman" w:cs="Times New Roman"/>
+        </w:rPr>
+        <w:t xml:space="preserve">. </w:t>
+      </w:r>
+      <w:hyperlink r:id="rId6" w:history="1">
+        <w:r>
+          <w:rPr>
+            <w:rStyle w:val="Hyperlink"/>
+            <w:rFonts w:ascii="Times New Roman" w:hAnsi="Times New Roman" w:cs="Times New Roman"/>
+          </w:rPr>
+          <w:t>https://aws.amazon.com/compare/the-difference-between-ipv4-and-ipv6/</w:t>
+        </w:r>
+      </w:hyperlink>
+      <w:r>
+        <w:rPr>
+          <w:rFonts w:ascii="Times New Roman" w:hAnsi="Times New Roman" w:cs="Times New Roman"/>
+        </w:rPr>
+        <w:t xml:space="preserve"> </w:t>
+      </w:r>
+    </w:p>
+    <w:p>
+      <w:pPr>
+        <w:rPr>
+          <w:rFonts w:ascii="Times New Roman" w:hAnsi="Times New Roman" w:cs="Times New Roman"/>
+        </w:rPr>
+      </w:pPr>
+    </w:p>
+    <w:p>
+      <w:pPr>
+        <w:rPr>
+          <w:rFonts w:ascii="Times New Roman" w:hAnsi="Times New Roman" w:cs="Times New Roman"/>
+        </w:rPr>
+      </w:pPr>
+      <w:r>
+        <w:rPr>
+          <w:rFonts w:ascii="Times New Roman" w:hAnsi="Times New Roman" w:cs="Times New Roman"/>
+        </w:rPr>
+        <w:t xml:space="preserve">BrowserStack. (2025, January 17). </w:t>
       </w:r>
       <w:r>
         <w:rPr>
@@ -34,6 +87,63 @@
           <w:i/>
           <w:iCs/>
         </w:rPr>
+        <w:t>A detailed guide on the software testing life cycle</w:t>
+      </w:r>
+      <w:r>
+        <w:rPr>
+          <w:rFonts w:ascii="Times New Roman" w:hAnsi="Times New Roman" w:cs="Times New Roman"/>
+        </w:rPr>
+        <w:t xml:space="preserve">. BrowserStack. </w:t>
+      </w:r>
+      <w:hyperlink r:id="rId7" w:history="1">
+        <w:r>
+          <w:rPr>
+            <w:rStyle w:val="Hyperlink"/>
+            <w:rFonts w:ascii="Times New Roman" w:hAnsi="Times New Roman" w:cs="Times New Roman"/>
+          </w:rPr>
+          <w:t>https://www.browserstack.com/guide/what-is-software-testing-lifecycle</w:t>
+        </w:r>
+      </w:hyperlink>
+    </w:p>
+    <w:p>
+      <w:pPr>
+        <w:rPr>
+          <w:rFonts w:ascii="Times New Roman" w:hAnsi="Times New Roman" w:cs="Times New Roman"/>
+        </w:rPr>
+      </w:pPr>
+    </w:p>
+    <w:p>
+      <w:pPr>
+        <w:rPr>
+          <w:rFonts w:ascii="Times New Roman" w:hAnsi="Times New Roman" w:cs="Times New Roman"/>
+        </w:rPr>
+      </w:pPr>
+      <w:r>
+        <w:rPr>
+          <w:rFonts w:ascii="Times New Roman" w:hAnsi="Times New Roman" w:cs="Times New Roman"/>
+        </w:rPr>
+        <w:t xml:space="preserve">Narayan, S., Sodhi, S. S., Lutui, P. R., &amp; Vijayakumar, K. J. (2010). Network performance evaluation of routers in IPv4/IPv6 environment. </w:t>
+      </w:r>
+      <w:r>
+        <w:rPr>
+          <w:rFonts w:ascii="Times New Roman" w:hAnsi="Times New Roman" w:cs="Times New Roman"/>
+          <w:i/>
+          <w:iCs/>
+        </w:rPr>
+        <w:t>2010 IEEE International Conference on Wireless Communications, Networking and Information Security</w:t>
+      </w:r>
+      <w:r>
+        <w:rPr>
+          <w:rFonts w:ascii="Times New Roman" w:hAnsi="Times New Roman" w:cs="Times New Roman"/>
+        </w:rPr>
+        <w:t xml:space="preserve">, </w:t>
+      </w:r>
+      <w:r>
+        <w:rPr>
+          <w:rFonts w:ascii="Times New Roman" w:hAnsi="Times New Roman" w:cs="Times New Roman"/>
+          <w:i/>
+          <w:iCs/>
+        </w:rPr>
         <w:t>2</w:t>
       </w:r>
       <w:r>
@@ -42,7 +152,7 @@
         </w:rPr>
         <w:t xml:space="preserve">, 707–710.  </w:t>
       </w:r>
-      <w:hyperlink r:id="rId6" w:history="1">
+      <w:hyperlink r:id="rId8" w:history="1">
         <w:r>
           <w:rPr>
             <w:rStyle w:val="Hyperlink"/>
@@ -56,6 +166,40 @@
           <w:rFonts w:ascii="Times New Roman" w:hAnsi="Times New Roman" w:cs="Times New Roman"/>
         </w:rPr>
         <w:t xml:space="preserve"> </w:t>
+      </w:r>
+    </w:p>
+    <w:p>
+      <w:pPr>
+        <w:rPr>
+          <w:rFonts w:ascii="Times New Roman" w:hAnsi="Times New Roman" w:cs="Times New Roman"/>
+        </w:rPr>
+      </w:pPr>
+    </w:p>
+    <w:p>
+      <w:pPr>
+        <w:rPr>
+          <w:rFonts w:ascii="Times New Roman" w:hAnsi="Times New Roman" w:cs="Times New Roman"/>
+        </w:rPr>
+      </w:pPr>
+      <w:r>
+        <w:rPr>
+          <w:rFonts w:ascii="Times New Roman" w:hAnsi="Times New Roman" w:cs="Times New Roman"/>
+        </w:rPr>
+        <w:t xml:space="preserve">Ugwumba, N., &amp; Jaja, P. (2025). </w:t>
+      </w:r>
+      <w:r>
+        <w:rPr>
+          <w:rFonts w:ascii="Times New Roman" w:hAnsi="Times New Roman" w:cs="Times New Roman"/>
+          <w:i/>
+          <w:iCs/>
+        </w:rPr>
+        <w:t>Transitioning from IPv4 to IPv6: Technical Foundations, Challenges, and Global Adoption</w:t>
+      </w:r>
+      <w:r>
+        <w:rPr>
+          <w:rFonts w:ascii="Times New Roman" w:hAnsi="Times New Roman" w:cs="Times New Roman"/>
+        </w:rPr>
+        <w:t>. University of Port Harcourt.</w:t>
       </w:r>
     </w:p>
     <w:sectPr>
@@ -753,7 +897,6 @@
   <w:style w:type="character" w:default="1" w:styleId="DefaultParagraphFont">
     <w:name w:val="Default Paragraph Font"/>
     <w:uiPriority w:val="1"/>
-    <w:semiHidden/>
     <w:unhideWhenUsed/>
   </w:style>
   <w:style w:type="table" w:default="1" w:styleId="TableNormal">
@@ -1156,6 +1299,18 @@
     <w:rPr>
       <w:color w:val="467886" w:themeColor="hyperlink"/>
       <w:u w:val="single"/>
+    </w:rPr>
+  </w:style>
+  <w:style w:type="character" w:styleId="UnresolvedMention">
+    <w:name w:val="Unresolved Mention"/>
+    <w:basedOn w:val="DefaultParagraphFont"/>
+    <w:uiPriority w:val="99"/>
+    <w:semiHidden/>
+    <w:unhideWhenUsed/>
+    <w:rsid w:val="003213C1"/>
+    <w:rPr>
+      <w:color w:val="605E5C"/>
+      <w:shd w:val="clear" w:color="auto" w:fill="E1DFDD"/>
     </w:rPr>
   </w:style>
 </w:styles>

--- a/04-Development-and-Quality-Assurance/Poster/Sections/11 References.docx
+++ b/04-Development-and-Quality-Assurance/Poster/Sections/11 References.docx
@@ -79,7 +79,7 @@
         <w:rPr>
           <w:rFonts w:ascii="Times New Roman" w:hAnsi="Times New Roman" w:cs="Times New Roman"/>
         </w:rPr>
-        <w:t xml:space="preserve">BrowserStack. (2025, January 17). </w:t>
+        <w:t xml:space="preserve">Joshi, S., &amp; Kumari, I. (2022). Analyses of Software Testing Approaches. </w:t>
       </w:r>
       <w:r>
         <w:rPr>
@@ -87,13 +87,13 @@
           <w:i/>
           <w:iCs/>
         </w:rPr>
-        <w:t>A detailed guide on the software testing life cycle</w:t>
-      </w:r>
-      <w:r>
-        <w:rPr>
-          <w:rFonts w:ascii="Times New Roman" w:hAnsi="Times New Roman" w:cs="Times New Roman"/>
-        </w:rPr>
-        <w:t xml:space="preserve">. BrowserStack. </w:t>
+        <w:t>2022 International Interdisciplinary Humanitarian Conference for Sustainability (IIHC)</w:t>
+      </w:r>
+      <w:r>
+        <w:rPr>
+          <w:rFonts w:ascii="Times New Roman" w:hAnsi="Times New Roman" w:cs="Times New Roman"/>
+        </w:rPr>
+        <w:t xml:space="preserve">, 1276–1281. </w:t>
       </w:r>
       <w:hyperlink r:id="rId7" w:history="1">
         <w:r>
@@ -101,9 +101,29 @@
             <w:rStyle w:val="Hyperlink"/>
             <w:rFonts w:ascii="Times New Roman" w:hAnsi="Times New Roman" w:cs="Times New Roman"/>
           </w:rPr>
-          <w:t>https://www.browserstack.com/guide/what-is-software-testing-lifecycle</w:t>
+          <w:t>https://doi.org/10.1109</w:t>
+        </w:r>
+        <w:r>
+          <w:rPr>
+            <w:rStyle w:val="Hyperlink"/>
+            <w:rFonts w:ascii="Times New Roman" w:hAnsi="Times New Roman" w:cs="Times New Roman"/>
+          </w:rPr>
+          <w:t>/</w:t>
+        </w:r>
+        <w:r>
+          <w:rPr>
+            <w:rStyle w:val="Hyperlink"/>
+            <w:rFonts w:ascii="Times New Roman" w:hAnsi="Times New Roman" w:cs="Times New Roman"/>
+          </w:rPr>
+          <w:t>IIHC55949.2022.10060147</w:t>
         </w:r>
       </w:hyperlink>
+      <w:r>
+        <w:rPr>
+          <w:rFonts w:ascii="Times New Roman" w:hAnsi="Times New Roman" w:cs="Times New Roman"/>
+        </w:rPr>
+        <w:t xml:space="preserve"> </w:t>
+      </w:r>
     </w:p>
     <w:p>
       <w:pPr>
@@ -181,11 +201,19 @@
           <w:rFonts w:ascii="Times New Roman" w:hAnsi="Times New Roman" w:cs="Times New Roman"/>
         </w:rPr>
       </w:pPr>
-      <w:r>
-        <w:rPr>
-          <w:rFonts w:ascii="Times New Roman" w:hAnsi="Times New Roman" w:cs="Times New Roman"/>
-        </w:rPr>
-        <w:t xml:space="preserve">Ugwumba, N., &amp; Jaja, P. (2025). </w:t>
+      <w:proofErr w:type="spellStart"/>
+      <w:r>
+        <w:rPr>
+          <w:rFonts w:ascii="Times New Roman" w:hAnsi="Times New Roman" w:cs="Times New Roman"/>
+        </w:rPr>
+        <w:t>Ugwumba</w:t>
+      </w:r>
+      <w:proofErr w:type="spellEnd"/>
+      <w:r>
+        <w:rPr>
+          <w:rFonts w:ascii="Times New Roman" w:hAnsi="Times New Roman" w:cs="Times New Roman"/>
+        </w:rPr>
+        <w:t xml:space="preserve">, N., &amp; Jaja, P. (2025). </w:t>
       </w:r>
       <w:r>
         <w:rPr>
@@ -1313,6 +1341,18 @@
       <w:shd w:val="clear" w:color="auto" w:fill="E1DFDD"/>
     </w:rPr>
   </w:style>
+  <w:style w:type="character" w:styleId="FollowedHyperlink">
+    <w:name w:val="FollowedHyperlink"/>
+    <w:basedOn w:val="DefaultParagraphFont"/>
+    <w:uiPriority w:val="99"/>
+    <w:semiHidden/>
+    <w:unhideWhenUsed/>
+    <w:rsid w:val="00140978"/>
+    <w:rPr>
+      <w:color w:val="96607D" w:themeColor="followedHyperlink"/>
+      <w:u w:val="single"/>
+    </w:rPr>
+  </w:style>
 </w:styles>
 </file>
 

--- a/04-Development-and-Quality-Assurance/Poster/Sections/11 References.docx
+++ b/04-Development-and-Quality-Assurance/Poster/Sections/11 References.docx
@@ -46,7 +46,7 @@
         </w:rPr>
         <w:t xml:space="preserve">. </w:t>
       </w:r>
-      <w:hyperlink r:id="rId6" w:history="1">
+      <w:hyperlink w:history="1" r:id="rId6">
         <w:r>
           <w:rPr>
             <w:rStyle w:val="Hyperlink"/>
@@ -69,7 +69,7 @@
         </w:rPr>
       </w:pPr>
     </w:p>
-    <w:p>
+    <w:p w14:noSpellErr="1">
       <w:pPr>
         <w:rPr>
           <w:rFonts w:ascii="Times New Roman" w:hAnsi="Times New Roman" w:cs="Times New Roman"/>
@@ -84,8 +84,8 @@
       <w:r>
         <w:rPr>
           <w:rFonts w:ascii="Times New Roman" w:hAnsi="Times New Roman" w:cs="Times New Roman"/>
-          <w:i/>
-          <w:iCs/>
+          <w:i w:val="1"/>
+          <w:iCs w:val="1"/>
         </w:rPr>
         <w:t>2022 International Interdisciplinary Humanitarian Conference for Sustainability (IIHC)</w:t>
       </w:r>
@@ -95,7 +95,7 @@
         </w:rPr>
         <w:t xml:space="preserve">, 1276–1281. </w:t>
       </w:r>
-      <w:hyperlink r:id="rId7" w:history="1">
+      <w:hyperlink r:id="R1ceca6a95f57463e">
         <w:r>
           <w:rPr>
             <w:rStyle w:val="Hyperlink"/>
@@ -134,6 +134,105 @@
     </w:p>
     <w:p>
       <w:pPr>
+        <w:pStyle w:val="Normal"/>
+        <w:rPr>
+          <w:rFonts w:ascii="Times New Roman" w:hAnsi="Times New Roman" w:eastAsia="游明朝" w:cs="Times New Roman"/>
+          <w:noProof w:val="0"/>
+          <w:sz w:val="22"/>
+          <w:szCs w:val="22"/>
+          <w:lang w:val="en-NZ"/>
+        </w:rPr>
+      </w:pPr>
+      <w:r>
+        <w:rPr>
+          <w:rFonts w:ascii="Times New Roman" w:hAnsi="Times New Roman" w:eastAsia="游明朝" w:cs="Times New Roman"/>
+          <w:b w:val="0"/>
+          <w:bCs w:val="0"/>
+          <w:i w:val="0"/>
+          <w:iCs w:val="0"/>
+          <w:caps w:val="0"/>
+          <w:smallCaps w:val="0"/>
+          <w:noProof w:val="0"/>
+          <w:sz w:val="22"/>
+          <w:szCs w:val="22"/>
+          <w:lang w:val="en-NZ"/>
+        </w:rPr>
+        <w:t xml:space="preserve">Khan, S. (2023, December 13). </w:t>
+      </w:r>
+      <w:r>
+        <w:rPr>
+          <w:rFonts w:ascii="Times New Roman" w:hAnsi="Times New Roman" w:eastAsia="游明朝" w:cs="Times New Roman"/>
+          <w:b w:val="0"/>
+          <w:bCs w:val="0"/>
+          <w:i w:val="1"/>
+          <w:iCs w:val="1"/>
+          <w:caps w:val="0"/>
+          <w:smallCaps w:val="0"/>
+          <w:noProof w:val="0"/>
+          <w:sz w:val="22"/>
+          <w:szCs w:val="22"/>
+          <w:lang w:val="en-NZ"/>
+        </w:rPr>
+        <w:t>What is the Software Testing Life Cycle (STLC)?</w:t>
+      </w:r>
+      <w:r>
+        <w:rPr>
+          <w:rFonts w:ascii="Times New Roman" w:hAnsi="Times New Roman" w:eastAsia="游明朝" w:cs="Times New Roman"/>
+          <w:b w:val="0"/>
+          <w:bCs w:val="0"/>
+          <w:i w:val="0"/>
+          <w:iCs w:val="0"/>
+          <w:caps w:val="0"/>
+          <w:smallCaps w:val="0"/>
+          <w:noProof w:val="0"/>
+          <w:sz w:val="22"/>
+          <w:szCs w:val="22"/>
+          <w:lang w:val="en-NZ"/>
+        </w:rPr>
+        <w:t xml:space="preserve"> [Review of </w:t>
+      </w:r>
+      <w:r>
+        <w:rPr>
+          <w:rFonts w:ascii="Times New Roman" w:hAnsi="Times New Roman" w:eastAsia="游明朝" w:cs="Times New Roman"/>
+          <w:b w:val="0"/>
+          <w:bCs w:val="0"/>
+          <w:i w:val="1"/>
+          <w:iCs w:val="1"/>
+          <w:caps w:val="0"/>
+          <w:smallCaps w:val="0"/>
+          <w:noProof w:val="0"/>
+          <w:sz w:val="22"/>
+          <w:szCs w:val="22"/>
+          <w:lang w:val="en-NZ"/>
+        </w:rPr>
+        <w:t>What is the Software Testing Life Cycle (STLC)?</w:t>
+      </w:r>
+      <w:r>
+        <w:rPr>
+          <w:rFonts w:ascii="Times New Roman" w:hAnsi="Times New Roman" w:eastAsia="游明朝" w:cs="Times New Roman"/>
+          <w:b w:val="0"/>
+          <w:bCs w:val="0"/>
+          <w:i w:val="0"/>
+          <w:iCs w:val="0"/>
+          <w:caps w:val="0"/>
+          <w:smallCaps w:val="0"/>
+          <w:noProof w:val="0"/>
+          <w:sz w:val="22"/>
+          <w:szCs w:val="22"/>
+          <w:lang w:val="en-NZ"/>
+        </w:rPr>
+        <w:t>]. https://www.lambdatest.com/blog/software-testing-life-cycle/</w:t>
+      </w:r>
+    </w:p>
+    <w:p>
+      <w:pPr>
+        <w:rPr>
+          <w:rFonts w:ascii="Times New Roman" w:hAnsi="Times New Roman" w:cs="Times New Roman"/>
+        </w:rPr>
+      </w:pPr>
+    </w:p>
+    <w:p>
+      <w:pPr>
         <w:rPr>
           <w:rFonts w:ascii="Times New Roman" w:hAnsi="Times New Roman" w:cs="Times New Roman"/>
         </w:rPr>
@@ -172,7 +271,7 @@
         </w:rPr>
         <w:t xml:space="preserve">, 707–710.  </w:t>
       </w:r>
-      <w:hyperlink r:id="rId8" w:history="1">
+      <w:hyperlink w:history="1" r:id="rId8">
         <w:r>
           <w:rPr>
             <w:rStyle w:val="Hyperlink"/>
@@ -231,7 +330,7 @@
       </w:r>
     </w:p>
     <w:sectPr>
-      <w:pgSz w:w="11906" w:h="16838"/>
+      <w:pgSz w:w="11906" w:h="16838" w:orient="portrait"/>
       <w:pgMar w:top="1440" w:right="1440" w:bottom="1440" w:left="1440" w:header="708" w:footer="708" w:gutter="0"/>
       <w:cols w:space="708"/>
       <w:docGrid w:linePitch="360"/>
@@ -283,7 +382,7 @@
   <w:docDefaults>
     <w:rPrDefault>
       <w:rPr>
-        <w:rFonts w:asciiTheme="minorHAnsi" w:eastAsiaTheme="minorEastAsia" w:hAnsiTheme="minorHAnsi" w:cstheme="minorBidi"/>
+        <w:rFonts w:asciiTheme="minorHAnsi" w:hAnsiTheme="minorHAnsi" w:eastAsiaTheme="minorEastAsia" w:cstheme="minorBidi"/>
         <w:kern w:val="2"/>
         <w:sz w:val="24"/>
         <w:szCs w:val="24"/>
@@ -300,14 +399,14 @@
   <w:latentStyles w:defLockedState="0" w:defUIPriority="99" w:defSemiHidden="0" w:defUnhideWhenUsed="0" w:defQFormat="0" w:count="376">
     <w:lsdException w:name="Normal" w:uiPriority="0" w:qFormat="1"/>
     <w:lsdException w:name="heading 1" w:uiPriority="9" w:qFormat="1"/>
-    <w:lsdException w:name="heading 2" w:semiHidden="1" w:uiPriority="9" w:unhideWhenUsed="1" w:qFormat="1"/>
-    <w:lsdException w:name="heading 3" w:semiHidden="1" w:uiPriority="9" w:unhideWhenUsed="1" w:qFormat="1"/>
-    <w:lsdException w:name="heading 4" w:semiHidden="1" w:uiPriority="9" w:unhideWhenUsed="1" w:qFormat="1"/>
-    <w:lsdException w:name="heading 5" w:semiHidden="1" w:uiPriority="9" w:unhideWhenUsed="1" w:qFormat="1"/>
-    <w:lsdException w:name="heading 6" w:semiHidden="1" w:uiPriority="9" w:unhideWhenUsed="1" w:qFormat="1"/>
-    <w:lsdException w:name="heading 7" w:semiHidden="1" w:uiPriority="9" w:unhideWhenUsed="1" w:qFormat="1"/>
-    <w:lsdException w:name="heading 8" w:semiHidden="1" w:uiPriority="9" w:unhideWhenUsed="1" w:qFormat="1"/>
-    <w:lsdException w:name="heading 9" w:semiHidden="1" w:uiPriority="9" w:unhideWhenUsed="1" w:qFormat="1"/>
+    <w:lsdException w:name="heading 2" w:uiPriority="9" w:semiHidden="1" w:unhideWhenUsed="1" w:qFormat="1"/>
+    <w:lsdException w:name="heading 3" w:uiPriority="9" w:semiHidden="1" w:unhideWhenUsed="1" w:qFormat="1"/>
+    <w:lsdException w:name="heading 4" w:uiPriority="9" w:semiHidden="1" w:unhideWhenUsed="1" w:qFormat="1"/>
+    <w:lsdException w:name="heading 5" w:uiPriority="9" w:semiHidden="1" w:unhideWhenUsed="1" w:qFormat="1"/>
+    <w:lsdException w:name="heading 6" w:uiPriority="9" w:semiHidden="1" w:unhideWhenUsed="1" w:qFormat="1"/>
+    <w:lsdException w:name="heading 7" w:uiPriority="9" w:semiHidden="1" w:unhideWhenUsed="1" w:qFormat="1"/>
+    <w:lsdException w:name="heading 8" w:uiPriority="9" w:semiHidden="1" w:unhideWhenUsed="1" w:qFormat="1"/>
+    <w:lsdException w:name="heading 9" w:uiPriority="9" w:semiHidden="1" w:unhideWhenUsed="1" w:qFormat="1"/>
     <w:lsdException w:name="index 1" w:semiHidden="1" w:unhideWhenUsed="1"/>
     <w:lsdException w:name="index 2" w:semiHidden="1" w:unhideWhenUsed="1"/>
     <w:lsdException w:name="index 3" w:semiHidden="1" w:unhideWhenUsed="1"/>
@@ -317,22 +416,22 @@
     <w:lsdException w:name="index 7" w:semiHidden="1" w:unhideWhenUsed="1"/>
     <w:lsdException w:name="index 8" w:semiHidden="1" w:unhideWhenUsed="1"/>
     <w:lsdException w:name="index 9" w:semiHidden="1" w:unhideWhenUsed="1"/>
-    <w:lsdException w:name="toc 1" w:semiHidden="1" w:uiPriority="39" w:unhideWhenUsed="1"/>
-    <w:lsdException w:name="toc 2" w:semiHidden="1" w:uiPriority="39" w:unhideWhenUsed="1"/>
-    <w:lsdException w:name="toc 3" w:semiHidden="1" w:uiPriority="39" w:unhideWhenUsed="1"/>
-    <w:lsdException w:name="toc 4" w:semiHidden="1" w:uiPriority="39" w:unhideWhenUsed="1"/>
-    <w:lsdException w:name="toc 5" w:semiHidden="1" w:uiPriority="39" w:unhideWhenUsed="1"/>
-    <w:lsdException w:name="toc 6" w:semiHidden="1" w:uiPriority="39" w:unhideWhenUsed="1"/>
-    <w:lsdException w:name="toc 7" w:semiHidden="1" w:uiPriority="39" w:unhideWhenUsed="1"/>
-    <w:lsdException w:name="toc 8" w:semiHidden="1" w:uiPriority="39" w:unhideWhenUsed="1"/>
-    <w:lsdException w:name="toc 9" w:semiHidden="1" w:uiPriority="39" w:unhideWhenUsed="1"/>
+    <w:lsdException w:name="toc 1" w:uiPriority="39" w:semiHidden="1" w:unhideWhenUsed="1"/>
+    <w:lsdException w:name="toc 2" w:uiPriority="39" w:semiHidden="1" w:unhideWhenUsed="1"/>
+    <w:lsdException w:name="toc 3" w:uiPriority="39" w:semiHidden="1" w:unhideWhenUsed="1"/>
+    <w:lsdException w:name="toc 4" w:uiPriority="39" w:semiHidden="1" w:unhideWhenUsed="1"/>
+    <w:lsdException w:name="toc 5" w:uiPriority="39" w:semiHidden="1" w:unhideWhenUsed="1"/>
+    <w:lsdException w:name="toc 6" w:uiPriority="39" w:semiHidden="1" w:unhideWhenUsed="1"/>
+    <w:lsdException w:name="toc 7" w:uiPriority="39" w:semiHidden="1" w:unhideWhenUsed="1"/>
+    <w:lsdException w:name="toc 8" w:uiPriority="39" w:semiHidden="1" w:unhideWhenUsed="1"/>
+    <w:lsdException w:name="toc 9" w:uiPriority="39" w:semiHidden="1" w:unhideWhenUsed="1"/>
     <w:lsdException w:name="Normal Indent" w:semiHidden="1" w:unhideWhenUsed="1"/>
     <w:lsdException w:name="footnote text" w:semiHidden="1" w:unhideWhenUsed="1"/>
     <w:lsdException w:name="annotation text" w:semiHidden="1" w:unhideWhenUsed="1"/>
     <w:lsdException w:name="header" w:semiHidden="1" w:unhideWhenUsed="1"/>
     <w:lsdException w:name="footer" w:semiHidden="1" w:unhideWhenUsed="1"/>
     <w:lsdException w:name="index heading" w:semiHidden="1" w:unhideWhenUsed="1"/>
-    <w:lsdException w:name="caption" w:semiHidden="1" w:uiPriority="35" w:unhideWhenUsed="1" w:qFormat="1"/>
+    <w:lsdException w:name="caption" w:uiPriority="35" w:semiHidden="1" w:unhideWhenUsed="1" w:qFormat="1"/>
     <w:lsdException w:name="table of figures" w:semiHidden="1" w:unhideWhenUsed="1"/>
     <w:lsdException w:name="envelope address" w:semiHidden="1" w:unhideWhenUsed="1"/>
     <w:lsdException w:name="envelope return" w:semiHidden="1" w:unhideWhenUsed="1"/>
@@ -363,7 +462,7 @@
     <w:lsdException w:name="Title" w:uiPriority="10" w:qFormat="1"/>
     <w:lsdException w:name="Closing" w:semiHidden="1" w:unhideWhenUsed="1"/>
     <w:lsdException w:name="Signature" w:semiHidden="1" w:unhideWhenUsed="1"/>
-    <w:lsdException w:name="Default Paragraph Font" w:semiHidden="1" w:uiPriority="1" w:unhideWhenUsed="1"/>
+    <w:lsdException w:name="Default Paragraph Font" w:uiPriority="1" w:semiHidden="1" w:unhideWhenUsed="1"/>
     <w:lsdException w:name="Body Text" w:semiHidden="1" w:unhideWhenUsed="1"/>
     <w:lsdException w:name="Body Text Indent" w:semiHidden="1" w:unhideWhenUsed="1"/>
     <w:lsdException w:name="List Continue" w:semiHidden="1" w:unhideWhenUsed="1"/>
@@ -563,8 +662,8 @@
     <w:lsdException w:name="Subtle Reference" w:uiPriority="31" w:qFormat="1"/>
     <w:lsdException w:name="Intense Reference" w:uiPriority="32" w:qFormat="1"/>
     <w:lsdException w:name="Book Title" w:uiPriority="33" w:qFormat="1"/>
-    <w:lsdException w:name="Bibliography" w:semiHidden="1" w:uiPriority="37" w:unhideWhenUsed="1"/>
-    <w:lsdException w:name="TOC Heading" w:semiHidden="1" w:uiPriority="39" w:unhideWhenUsed="1" w:qFormat="1"/>
+    <w:lsdException w:name="Bibliography" w:uiPriority="37" w:semiHidden="1" w:unhideWhenUsed="1"/>
+    <w:lsdException w:name="TOC Heading" w:uiPriority="39" w:semiHidden="1" w:unhideWhenUsed="1" w:qFormat="1"/>
     <w:lsdException w:name="Plain Table 1" w:uiPriority="41"/>
     <w:lsdException w:name="Plain Table 2" w:uiPriority="42"/>
     <w:lsdException w:name="Plain Table 3" w:uiPriority="43"/>
@@ -675,7 +774,7 @@
     <w:lsdException w:name="Unresolved Mention" w:semiHidden="1" w:unhideWhenUsed="1"/>
     <w:lsdException w:name="Smart Link" w:semiHidden="1" w:unhideWhenUsed="1"/>
   </w:latentStyles>
-  <w:style w:type="paragraph" w:default="1" w:styleId="Normal">
+  <w:style w:type="paragraph" w:styleId="Normal" w:default="1">
     <w:name w:val="Normal"/>
     <w:qFormat/>
     <w:rsid w:val="009C43CB"/>
@@ -705,7 +804,7 @@
       <w:outlineLvl w:val="0"/>
     </w:pPr>
     <w:rPr>
-      <w:rFonts w:asciiTheme="majorHAnsi" w:eastAsiaTheme="majorEastAsia" w:hAnsiTheme="majorHAnsi" w:cstheme="majorBidi"/>
+      <w:rFonts w:asciiTheme="majorHAnsi" w:hAnsiTheme="majorHAnsi" w:eastAsiaTheme="majorEastAsia" w:cstheme="majorBidi"/>
       <w:color w:val="0F4761" w:themeColor="accent1" w:themeShade="BF"/>
       <w:kern w:val="2"/>
       <w:sz w:val="40"/>
@@ -731,7 +830,7 @@
       <w:outlineLvl w:val="1"/>
     </w:pPr>
     <w:rPr>
-      <w:rFonts w:asciiTheme="majorHAnsi" w:eastAsiaTheme="majorEastAsia" w:hAnsiTheme="majorHAnsi" w:cstheme="majorBidi"/>
+      <w:rFonts w:asciiTheme="majorHAnsi" w:hAnsiTheme="majorHAnsi" w:eastAsiaTheme="majorEastAsia" w:cstheme="majorBidi"/>
       <w:color w:val="0F4761" w:themeColor="accent1" w:themeShade="BF"/>
       <w:kern w:val="2"/>
       <w:sz w:val="32"/>
@@ -757,7 +856,7 @@
       <w:outlineLvl w:val="2"/>
     </w:pPr>
     <w:rPr>
-      <w:rFonts w:asciiTheme="minorHAnsi" w:eastAsiaTheme="majorEastAsia" w:hAnsiTheme="minorHAnsi" w:cstheme="majorBidi"/>
+      <w:rFonts w:asciiTheme="minorHAnsi" w:hAnsiTheme="minorHAnsi" w:eastAsiaTheme="majorEastAsia" w:cstheme="majorBidi"/>
       <w:color w:val="0F4761" w:themeColor="accent1" w:themeShade="BF"/>
       <w:kern w:val="2"/>
       <w:sz w:val="28"/>
@@ -783,7 +882,7 @@
       <w:outlineLvl w:val="3"/>
     </w:pPr>
     <w:rPr>
-      <w:rFonts w:asciiTheme="minorHAnsi" w:eastAsiaTheme="majorEastAsia" w:hAnsiTheme="minorHAnsi" w:cstheme="majorBidi"/>
+      <w:rFonts w:asciiTheme="minorHAnsi" w:hAnsiTheme="minorHAnsi" w:eastAsiaTheme="majorEastAsia" w:cstheme="majorBidi"/>
       <w:i/>
       <w:iCs/>
       <w:color w:val="0F4761" w:themeColor="accent1" w:themeShade="BF"/>
@@ -810,7 +909,7 @@
       <w:outlineLvl w:val="4"/>
     </w:pPr>
     <w:rPr>
-      <w:rFonts w:asciiTheme="minorHAnsi" w:eastAsiaTheme="majorEastAsia" w:hAnsiTheme="minorHAnsi" w:cstheme="majorBidi"/>
+      <w:rFonts w:asciiTheme="minorHAnsi" w:hAnsiTheme="minorHAnsi" w:eastAsiaTheme="majorEastAsia" w:cstheme="majorBidi"/>
       <w:color w:val="0F4761" w:themeColor="accent1" w:themeShade="BF"/>
       <w:kern w:val="2"/>
       <w:sz w:val="24"/>
@@ -835,7 +934,7 @@
       <w:outlineLvl w:val="5"/>
     </w:pPr>
     <w:rPr>
-      <w:rFonts w:asciiTheme="minorHAnsi" w:eastAsiaTheme="majorEastAsia" w:hAnsiTheme="minorHAnsi" w:cstheme="majorBidi"/>
+      <w:rFonts w:asciiTheme="minorHAnsi" w:hAnsiTheme="minorHAnsi" w:eastAsiaTheme="majorEastAsia" w:cstheme="majorBidi"/>
       <w:i/>
       <w:iCs/>
       <w:color w:val="595959" w:themeColor="text1" w:themeTint="A6"/>
@@ -862,7 +961,7 @@
       <w:outlineLvl w:val="6"/>
     </w:pPr>
     <w:rPr>
-      <w:rFonts w:asciiTheme="minorHAnsi" w:eastAsiaTheme="majorEastAsia" w:hAnsiTheme="minorHAnsi" w:cstheme="majorBidi"/>
+      <w:rFonts w:asciiTheme="minorHAnsi" w:hAnsiTheme="minorHAnsi" w:eastAsiaTheme="majorEastAsia" w:cstheme="majorBidi"/>
       <w:color w:val="595959" w:themeColor="text1" w:themeTint="A6"/>
       <w:kern w:val="2"/>
       <w:sz w:val="24"/>
@@ -887,7 +986,7 @@
       <w:outlineLvl w:val="7"/>
     </w:pPr>
     <w:rPr>
-      <w:rFonts w:asciiTheme="minorHAnsi" w:eastAsiaTheme="majorEastAsia" w:hAnsiTheme="minorHAnsi" w:cstheme="majorBidi"/>
+      <w:rFonts w:asciiTheme="minorHAnsi" w:hAnsiTheme="minorHAnsi" w:eastAsiaTheme="majorEastAsia" w:cstheme="majorBidi"/>
       <w:i/>
       <w:iCs/>
       <w:color w:val="272727" w:themeColor="text1" w:themeTint="D8"/>
@@ -914,7 +1013,7 @@
       <w:outlineLvl w:val="8"/>
     </w:pPr>
     <w:rPr>
-      <w:rFonts w:asciiTheme="minorHAnsi" w:eastAsiaTheme="majorEastAsia" w:hAnsiTheme="minorHAnsi" w:cstheme="majorBidi"/>
+      <w:rFonts w:asciiTheme="minorHAnsi" w:hAnsiTheme="minorHAnsi" w:eastAsiaTheme="majorEastAsia" w:cstheme="majorBidi"/>
       <w:color w:val="272727" w:themeColor="text1" w:themeTint="D8"/>
       <w:kern w:val="2"/>
       <w:sz w:val="24"/>
@@ -922,12 +1021,12 @@
       <w14:ligatures w14:val="standardContextual"/>
     </w:rPr>
   </w:style>
-  <w:style w:type="character" w:default="1" w:styleId="DefaultParagraphFont">
+  <w:style w:type="character" w:styleId="DefaultParagraphFont" w:default="1">
     <w:name w:val="Default Paragraph Font"/>
     <w:uiPriority w:val="1"/>
     <w:unhideWhenUsed/>
   </w:style>
-  <w:style w:type="table" w:default="1" w:styleId="TableNormal">
+  <w:style w:type="table" w:styleId="TableNormal" w:default="1">
     <w:name w:val="Normal Table"/>
     <w:uiPriority w:val="99"/>
     <w:semiHidden/>
@@ -942,26 +1041,26 @@
       </w:tblCellMar>
     </w:tblPr>
   </w:style>
-  <w:style w:type="numbering" w:default="1" w:styleId="NoList">
+  <w:style w:type="numbering" w:styleId="NoList" w:default="1">
     <w:name w:val="No List"/>
     <w:uiPriority w:val="99"/>
     <w:semiHidden/>
     <w:unhideWhenUsed/>
   </w:style>
-  <w:style w:type="character" w:customStyle="1" w:styleId="Heading1Char">
+  <w:style w:type="character" w:styleId="Heading1Char" w:customStyle="1">
     <w:name w:val="Heading 1 Char"/>
     <w:basedOn w:val="DefaultParagraphFont"/>
     <w:link w:val="Heading1"/>
     <w:uiPriority w:val="9"/>
     <w:rsid w:val="00145120"/>
     <w:rPr>
-      <w:rFonts w:asciiTheme="majorHAnsi" w:eastAsiaTheme="majorEastAsia" w:hAnsiTheme="majorHAnsi" w:cstheme="majorBidi"/>
+      <w:rFonts w:asciiTheme="majorHAnsi" w:hAnsiTheme="majorHAnsi" w:eastAsiaTheme="majorEastAsia" w:cstheme="majorBidi"/>
       <w:color w:val="0F4761" w:themeColor="accent1" w:themeShade="BF"/>
       <w:sz w:val="40"/>
       <w:szCs w:val="40"/>
     </w:rPr>
   </w:style>
-  <w:style w:type="character" w:customStyle="1" w:styleId="Heading2Char">
+  <w:style w:type="character" w:styleId="Heading2Char" w:customStyle="1">
     <w:name w:val="Heading 2 Char"/>
     <w:basedOn w:val="DefaultParagraphFont"/>
     <w:link w:val="Heading2"/>
@@ -969,13 +1068,13 @@
     <w:semiHidden/>
     <w:rsid w:val="00145120"/>
     <w:rPr>
-      <w:rFonts w:asciiTheme="majorHAnsi" w:eastAsiaTheme="majorEastAsia" w:hAnsiTheme="majorHAnsi" w:cstheme="majorBidi"/>
+      <w:rFonts w:asciiTheme="majorHAnsi" w:hAnsiTheme="majorHAnsi" w:eastAsiaTheme="majorEastAsia" w:cstheme="majorBidi"/>
       <w:color w:val="0F4761" w:themeColor="accent1" w:themeShade="BF"/>
       <w:sz w:val="32"/>
       <w:szCs w:val="32"/>
     </w:rPr>
   </w:style>
-  <w:style w:type="character" w:customStyle="1" w:styleId="Heading3Char">
+  <w:style w:type="character" w:styleId="Heading3Char" w:customStyle="1">
     <w:name w:val="Heading 3 Char"/>
     <w:basedOn w:val="DefaultParagraphFont"/>
     <w:link w:val="Heading3"/>
@@ -989,7 +1088,7 @@
       <w:szCs w:val="28"/>
     </w:rPr>
   </w:style>
-  <w:style w:type="character" w:customStyle="1" w:styleId="Heading4Char">
+  <w:style w:type="character" w:styleId="Heading4Char" w:customStyle="1">
     <w:name w:val="Heading 4 Char"/>
     <w:basedOn w:val="DefaultParagraphFont"/>
     <w:link w:val="Heading4"/>
@@ -1003,7 +1102,7 @@
       <w:color w:val="0F4761" w:themeColor="accent1" w:themeShade="BF"/>
     </w:rPr>
   </w:style>
-  <w:style w:type="character" w:customStyle="1" w:styleId="Heading5Char">
+  <w:style w:type="character" w:styleId="Heading5Char" w:customStyle="1">
     <w:name w:val="Heading 5 Char"/>
     <w:basedOn w:val="DefaultParagraphFont"/>
     <w:link w:val="Heading5"/>
@@ -1015,7 +1114,7 @@
       <w:color w:val="0F4761" w:themeColor="accent1" w:themeShade="BF"/>
     </w:rPr>
   </w:style>
-  <w:style w:type="character" w:customStyle="1" w:styleId="Heading6Char">
+  <w:style w:type="character" w:styleId="Heading6Char" w:customStyle="1">
     <w:name w:val="Heading 6 Char"/>
     <w:basedOn w:val="DefaultParagraphFont"/>
     <w:link w:val="Heading6"/>
@@ -1029,7 +1128,7 @@
       <w:color w:val="595959" w:themeColor="text1" w:themeTint="A6"/>
     </w:rPr>
   </w:style>
-  <w:style w:type="character" w:customStyle="1" w:styleId="Heading7Char">
+  <w:style w:type="character" w:styleId="Heading7Char" w:customStyle="1">
     <w:name w:val="Heading 7 Char"/>
     <w:basedOn w:val="DefaultParagraphFont"/>
     <w:link w:val="Heading7"/>
@@ -1041,7 +1140,7 @@
       <w:color w:val="595959" w:themeColor="text1" w:themeTint="A6"/>
     </w:rPr>
   </w:style>
-  <w:style w:type="character" w:customStyle="1" w:styleId="Heading8Char">
+  <w:style w:type="character" w:styleId="Heading8Char" w:customStyle="1">
     <w:name w:val="Heading 8 Char"/>
     <w:basedOn w:val="DefaultParagraphFont"/>
     <w:link w:val="Heading8"/>
@@ -1055,7 +1154,7 @@
       <w:color w:val="272727" w:themeColor="text1" w:themeTint="D8"/>
     </w:rPr>
   </w:style>
-  <w:style w:type="character" w:customStyle="1" w:styleId="Heading9Char">
+  <w:style w:type="character" w:styleId="Heading9Char" w:customStyle="1">
     <w:name w:val="Heading 9 Char"/>
     <w:basedOn w:val="DefaultParagraphFont"/>
     <w:link w:val="Heading9"/>
@@ -1080,7 +1179,7 @@
       <w:contextualSpacing/>
     </w:pPr>
     <w:rPr>
-      <w:rFonts w:asciiTheme="majorHAnsi" w:eastAsiaTheme="majorEastAsia" w:hAnsiTheme="majorHAnsi" w:cstheme="majorBidi"/>
+      <w:rFonts w:asciiTheme="majorHAnsi" w:hAnsiTheme="majorHAnsi" w:eastAsiaTheme="majorEastAsia" w:cstheme="majorBidi"/>
       <w:spacing w:val="-10"/>
       <w:kern w:val="28"/>
       <w:sz w:val="56"/>
@@ -1089,14 +1188,14 @@
       <w14:ligatures w14:val="standardContextual"/>
     </w:rPr>
   </w:style>
-  <w:style w:type="character" w:customStyle="1" w:styleId="TitleChar">
+  <w:style w:type="character" w:styleId="TitleChar" w:customStyle="1">
     <w:name w:val="Title Char"/>
     <w:basedOn w:val="DefaultParagraphFont"/>
     <w:link w:val="Title"/>
     <w:uiPriority w:val="10"/>
     <w:rsid w:val="00145120"/>
     <w:rPr>
-      <w:rFonts w:asciiTheme="majorHAnsi" w:eastAsiaTheme="majorEastAsia" w:hAnsiTheme="majorHAnsi" w:cstheme="majorBidi"/>
+      <w:rFonts w:asciiTheme="majorHAnsi" w:hAnsiTheme="majorHAnsi" w:eastAsiaTheme="majorEastAsia" w:cstheme="majorBidi"/>
       <w:spacing w:val="-10"/>
       <w:kern w:val="28"/>
       <w:sz w:val="56"/>
@@ -1118,7 +1217,7 @@
       <w:spacing w:after="160" w:line="278" w:lineRule="auto"/>
     </w:pPr>
     <w:rPr>
-      <w:rFonts w:asciiTheme="minorHAnsi" w:eastAsiaTheme="majorEastAsia" w:hAnsiTheme="minorHAnsi" w:cstheme="majorBidi"/>
+      <w:rFonts w:asciiTheme="minorHAnsi" w:hAnsiTheme="minorHAnsi" w:eastAsiaTheme="majorEastAsia" w:cstheme="majorBidi"/>
       <w:color w:val="595959" w:themeColor="text1" w:themeTint="A6"/>
       <w:spacing w:val="15"/>
       <w:kern w:val="2"/>
@@ -1128,7 +1227,7 @@
       <w14:ligatures w14:val="standardContextual"/>
     </w:rPr>
   </w:style>
-  <w:style w:type="character" w:customStyle="1" w:styleId="SubtitleChar">
+  <w:style w:type="character" w:styleId="SubtitleChar" w:customStyle="1">
     <w:name w:val="Subtitle Char"/>
     <w:basedOn w:val="DefaultParagraphFont"/>
     <w:link w:val="Subtitle"/>
@@ -1165,7 +1264,7 @@
       <w14:ligatures w14:val="standardContextual"/>
     </w:rPr>
   </w:style>
-  <w:style w:type="character" w:customStyle="1" w:styleId="QuoteChar">
+  <w:style w:type="character" w:styleId="QuoteChar" w:customStyle="1">
     <w:name w:val="Quote Char"/>
     <w:basedOn w:val="DefaultParagraphFont"/>
     <w:link w:val="Quote"/>
@@ -1218,8 +1317,8 @@
     <w:rsid w:val="00145120"/>
     <w:pPr>
       <w:pBdr>
-        <w:top w:val="single" w:sz="4" w:space="10" w:color="0F4761" w:themeColor="accent1" w:themeShade="BF"/>
-        <w:bottom w:val="single" w:sz="4" w:space="10" w:color="0F4761" w:themeColor="accent1" w:themeShade="BF"/>
+        <w:top w:val="single" w:color="0F4761" w:themeColor="accent1" w:themeShade="BF" w:sz="4" w:space="10"/>
+        <w:bottom w:val="single" w:color="0F4761" w:themeColor="accent1" w:themeShade="BF" w:sz="4" w:space="10"/>
       </w:pBdr>
       <w:spacing w:before="360" w:after="360" w:line="278" w:lineRule="auto"/>
       <w:ind w:left="864" w:right="864"/>
@@ -1236,7 +1335,7 @@
       <w14:ligatures w14:val="standardContextual"/>
     </w:rPr>
   </w:style>
-  <w:style w:type="character" w:customStyle="1" w:styleId="IntenseQuoteChar">
+  <w:style w:type="character" w:styleId="IntenseQuoteChar" w:customStyle="1">
     <w:name w:val="Intense Quote Char"/>
     <w:basedOn w:val="DefaultParagraphFont"/>
     <w:link w:val="IntenseQuote"/>
@@ -1283,7 +1382,7 @@
       <w14:ligatures w14:val="standardContextual"/>
     </w:rPr>
   </w:style>
-  <w:style w:type="character" w:customStyle="1" w:styleId="HeaderChar">
+  <w:style w:type="character" w:styleId="HeaderChar" w:customStyle="1">
     <w:name w:val="Header Char"/>
     <w:basedOn w:val="DefaultParagraphFont"/>
     <w:link w:val="Header"/>
@@ -1311,7 +1410,7 @@
       <w14:ligatures w14:val="standardContextual"/>
     </w:rPr>
   </w:style>
-  <w:style w:type="character" w:customStyle="1" w:styleId="FooterChar">
+  <w:style w:type="character" w:styleId="FooterChar" w:customStyle="1">
     <w:name w:val="Footer Char"/>
     <w:basedOn w:val="DefaultParagraphFont"/>
     <w:link w:val="Footer"/>
@@ -1357,7 +1456,7 @@
 </file>
 
 <file path=word/theme/theme1.xml><?xml version="1.0" encoding="utf-8"?>
-<a:theme xmlns:a="http://schemas.openxmlformats.org/drawingml/2006/main" name="Office Theme">
+<a:theme xmlns:a="http://schemas.openxmlformats.org/drawingml/2006/main" xmlns:thm15="http://schemas.microsoft.com/office/thememl/2012/main" name="Office Theme">
   <a:themeElements>
     <a:clrScheme name="Office">
       <a:dk1>

--- a/04-Development-and-Quality-Assurance/Poster/Sections/11 References.docx
+++ b/04-Development-and-Quality-Assurance/Poster/Sections/11 References.docx
@@ -46,7 +46,7 @@
         </w:rPr>
         <w:t xml:space="preserve">. </w:t>
       </w:r>
-      <w:hyperlink w:history="1" r:id="rId6">
+      <w:hyperlink r:id="rId6" w:history="1">
         <w:r>
           <w:rPr>
             <w:rStyle w:val="Hyperlink"/>
@@ -69,7 +69,7 @@
         </w:rPr>
       </w:pPr>
     </w:p>
-    <w:p w14:noSpellErr="1">
+    <w:p>
       <w:pPr>
         <w:rPr>
           <w:rFonts w:ascii="Times New Roman" w:hAnsi="Times New Roman" w:cs="Times New Roman"/>
@@ -79,43 +79,85 @@
         <w:rPr>
           <w:rFonts w:ascii="Times New Roman" w:hAnsi="Times New Roman" w:cs="Times New Roman"/>
         </w:rPr>
-        <w:t xml:space="preserve">Joshi, S., &amp; Kumari, I. (2022). Analyses of Software Testing Approaches. </w:t>
-      </w:r>
-      <w:r>
-        <w:rPr>
-          <w:rFonts w:ascii="Times New Roman" w:hAnsi="Times New Roman" w:cs="Times New Roman"/>
-          <w:i w:val="1"/>
-          <w:iCs w:val="1"/>
-        </w:rPr>
-        <w:t>2022 International Interdisciplinary Humanitarian Conference for Sustainability (IIHC)</w:t>
-      </w:r>
-      <w:r>
-        <w:rPr>
-          <w:rFonts w:ascii="Times New Roman" w:hAnsi="Times New Roman" w:cs="Times New Roman"/>
-        </w:rPr>
-        <w:t xml:space="preserve">, 1276–1281. </w:t>
-      </w:r>
-      <w:hyperlink r:id="R1ceca6a95f57463e">
+        <w:t xml:space="preserve">IEEE. (2022). ISO/IEC/IEEE International Standard - Software and systems engineering –Software testing –Part </w:t>
+      </w:r>
+      <w:proofErr w:type="gramStart"/>
+      <w:r>
+        <w:rPr>
+          <w:rFonts w:ascii="Times New Roman" w:hAnsi="Times New Roman" w:cs="Times New Roman"/>
+        </w:rPr>
+        <w:t>1:General</w:t>
+      </w:r>
+      <w:proofErr w:type="gramEnd"/>
+      <w:r>
+        <w:rPr>
+          <w:rFonts w:ascii="Times New Roman" w:hAnsi="Times New Roman" w:cs="Times New Roman"/>
+        </w:rPr>
+        <w:t xml:space="preserve"> concepts. </w:t>
+      </w:r>
+      <w:r>
+        <w:rPr>
+          <w:rFonts w:ascii="Times New Roman" w:hAnsi="Times New Roman" w:cs="Times New Roman"/>
+          <w:i/>
+          <w:iCs/>
+        </w:rPr>
+        <w:t>ISO/IEC/IEEE 29119-1:2022(E)</w:t>
+      </w:r>
+      <w:r>
+        <w:rPr>
+          <w:rFonts w:ascii="Times New Roman" w:hAnsi="Times New Roman" w:cs="Times New Roman"/>
+        </w:rPr>
+        <w:t xml:space="preserve">, 1–60. </w:t>
+      </w:r>
+      <w:hyperlink r:id="rId7" w:history="1">
         <w:r>
           <w:rPr>
             <w:rStyle w:val="Hyperlink"/>
             <w:rFonts w:ascii="Times New Roman" w:hAnsi="Times New Roman" w:cs="Times New Roman"/>
           </w:rPr>
-          <w:t>https://doi.org/10.1109</w:t>
+          <w:t>https://doi.org/10.1109/IEEESTD.2022.9698145</w:t>
         </w:r>
+      </w:hyperlink>
+    </w:p>
+    <w:p>
+      <w:pPr>
+        <w:rPr>
+          <w:rFonts w:ascii="Times New Roman" w:hAnsi="Times New Roman" w:cs="Times New Roman"/>
+        </w:rPr>
+      </w:pPr>
+      <w:r>
+        <w:rPr>
+          <w:rFonts w:ascii="Times New Roman" w:hAnsi="Times New Roman" w:cs="Times New Roman"/>
+        </w:rPr>
+        <w:br/>
+      </w:r>
+      <w:r>
+        <w:rPr>
+          <w:rFonts w:ascii="Times New Roman" w:hAnsi="Times New Roman" w:cs="Times New Roman"/>
+        </w:rPr>
+        <w:t xml:space="preserve">Joshi, S., &amp; Kumari, I. (2022). Analyses of Software Testing Approaches. </w:t>
+      </w:r>
+      <w:r>
+        <w:rPr>
+          <w:rFonts w:ascii="Times New Roman" w:hAnsi="Times New Roman" w:cs="Times New Roman"/>
+          <w:i/>
+          <w:iCs/>
+        </w:rPr>
+        <w:t>2022 International Interdisciplinary Humanitarian Conference for Sustainability (IIHC)</w:t>
+      </w:r>
+      <w:r>
+        <w:rPr>
+          <w:rFonts w:ascii="Times New Roman" w:hAnsi="Times New Roman" w:cs="Times New Roman"/>
+        </w:rPr>
+        <w:t xml:space="preserve">, 1276–1281. </w:t>
+      </w:r>
+      <w:hyperlink r:id="rId8">
         <w:r>
           <w:rPr>
             <w:rStyle w:val="Hyperlink"/>
             <w:rFonts w:ascii="Times New Roman" w:hAnsi="Times New Roman" w:cs="Times New Roman"/>
           </w:rPr>
-          <w:t>/</w:t>
-        </w:r>
-        <w:r>
-          <w:rPr>
-            <w:rStyle w:val="Hyperlink"/>
-            <w:rFonts w:ascii="Times New Roman" w:hAnsi="Times New Roman" w:cs="Times New Roman"/>
-          </w:rPr>
-          <w:t>IIHC55949.2022.10060147</w:t>
+          <w:t>https://doi.org/10.1109/IIHC55949.2022.10060147</w:t>
         </w:r>
       </w:hyperlink>
       <w:r>
@@ -134,92 +176,47 @@
     </w:p>
     <w:p>
       <w:pPr>
-        <w:pStyle w:val="Normal"/>
-        <w:rPr>
-          <w:rFonts w:ascii="Times New Roman" w:hAnsi="Times New Roman" w:eastAsia="游明朝" w:cs="Times New Roman"/>
-          <w:noProof w:val="0"/>
-          <w:sz w:val="22"/>
+        <w:rPr>
+          <w:rFonts w:ascii="Times New Roman" w:eastAsia="Yu Mincho" w:hAnsi="Times New Roman" w:cs="Times New Roman"/>
           <w:szCs w:val="22"/>
-          <w:lang w:val="en-NZ"/>
         </w:rPr>
       </w:pPr>
       <w:r>
         <w:rPr>
-          <w:rFonts w:ascii="Times New Roman" w:hAnsi="Times New Roman" w:eastAsia="游明朝" w:cs="Times New Roman"/>
-          <w:b w:val="0"/>
-          <w:bCs w:val="0"/>
-          <w:i w:val="0"/>
-          <w:iCs w:val="0"/>
-          <w:caps w:val="0"/>
-          <w:smallCaps w:val="0"/>
-          <w:noProof w:val="0"/>
-          <w:sz w:val="22"/>
+          <w:rFonts w:ascii="Times New Roman" w:eastAsia="Yu Mincho" w:hAnsi="Times New Roman" w:cs="Times New Roman"/>
           <w:szCs w:val="22"/>
-          <w:lang w:val="en-NZ"/>
         </w:rPr>
         <w:t xml:space="preserve">Khan, S. (2023, December 13). </w:t>
       </w:r>
       <w:r>
         <w:rPr>
-          <w:rFonts w:ascii="Times New Roman" w:hAnsi="Times New Roman" w:eastAsia="游明朝" w:cs="Times New Roman"/>
-          <w:b w:val="0"/>
-          <w:bCs w:val="0"/>
-          <w:i w:val="1"/>
-          <w:iCs w:val="1"/>
-          <w:caps w:val="0"/>
-          <w:smallCaps w:val="0"/>
-          <w:noProof w:val="0"/>
-          <w:sz w:val="22"/>
+          <w:rFonts w:ascii="Times New Roman" w:eastAsia="Yu Mincho" w:hAnsi="Times New Roman" w:cs="Times New Roman"/>
+          <w:i/>
+          <w:iCs/>
           <w:szCs w:val="22"/>
-          <w:lang w:val="en-NZ"/>
         </w:rPr>
         <w:t>What is the Software Testing Life Cycle (STLC)?</w:t>
       </w:r>
       <w:r>
         <w:rPr>
-          <w:rFonts w:ascii="Times New Roman" w:hAnsi="Times New Roman" w:eastAsia="游明朝" w:cs="Times New Roman"/>
-          <w:b w:val="0"/>
-          <w:bCs w:val="0"/>
-          <w:i w:val="0"/>
-          <w:iCs w:val="0"/>
-          <w:caps w:val="0"/>
-          <w:smallCaps w:val="0"/>
-          <w:noProof w:val="0"/>
-          <w:sz w:val="22"/>
+          <w:rFonts w:ascii="Times New Roman" w:eastAsia="Yu Mincho" w:hAnsi="Times New Roman" w:cs="Times New Roman"/>
           <w:szCs w:val="22"/>
-          <w:lang w:val="en-NZ"/>
         </w:rPr>
         <w:t xml:space="preserve"> [Review of </w:t>
       </w:r>
       <w:r>
         <w:rPr>
-          <w:rFonts w:ascii="Times New Roman" w:hAnsi="Times New Roman" w:eastAsia="游明朝" w:cs="Times New Roman"/>
-          <w:b w:val="0"/>
-          <w:bCs w:val="0"/>
-          <w:i w:val="1"/>
-          <w:iCs w:val="1"/>
-          <w:caps w:val="0"/>
-          <w:smallCaps w:val="0"/>
-          <w:noProof w:val="0"/>
-          <w:sz w:val="22"/>
+          <w:rFonts w:ascii="Times New Roman" w:eastAsia="Yu Mincho" w:hAnsi="Times New Roman" w:cs="Times New Roman"/>
+          <w:i/>
+          <w:iCs/>
           <w:szCs w:val="22"/>
-          <w:lang w:val="en-NZ"/>
         </w:rPr>
         <w:t>What is the Software Testing Life Cycle (STLC)?</w:t>
       </w:r>
       <w:r>
         <w:rPr>
-          <w:rFonts w:ascii="Times New Roman" w:hAnsi="Times New Roman" w:eastAsia="游明朝" w:cs="Times New Roman"/>
-          <w:b w:val="0"/>
-          <w:bCs w:val="0"/>
-          <w:i w:val="0"/>
-          <w:iCs w:val="0"/>
-          <w:caps w:val="0"/>
-          <w:smallCaps w:val="0"/>
-          <w:noProof w:val="0"/>
-          <w:sz w:val="22"/>
+          <w:rFonts w:ascii="Times New Roman" w:eastAsia="Yu Mincho" w:hAnsi="Times New Roman" w:cs="Times New Roman"/>
           <w:szCs w:val="22"/>
-          <w:lang w:val="en-NZ"/>
         </w:rPr>
         <w:t>]. https://www.lambdatest.com/blog/software-testing-life-cycle/</w:t>
       </w:r>
@@ -271,7 +268,7 @@
         </w:rPr>
         <w:t xml:space="preserve">, 707–710.  </w:t>
       </w:r>
-      <w:hyperlink w:history="1" r:id="rId8">
+      <w:hyperlink r:id="rId9" w:history="1">
         <w:r>
           <w:rPr>
             <w:rStyle w:val="Hyperlink"/>
@@ -330,7 +327,7 @@
       </w:r>
     </w:p>
     <w:sectPr>
-      <w:pgSz w:w="11906" w:h="16838" w:orient="portrait"/>
+      <w:pgSz w:w="11906" w:h="16838"/>
       <w:pgMar w:top="1440" w:right="1440" w:bottom="1440" w:left="1440" w:header="708" w:footer="708" w:gutter="0"/>
       <w:cols w:space="708"/>
       <w:docGrid w:linePitch="360"/>
@@ -382,7 +379,7 @@
   <w:docDefaults>
     <w:rPrDefault>
       <w:rPr>
-        <w:rFonts w:asciiTheme="minorHAnsi" w:hAnsiTheme="minorHAnsi" w:eastAsiaTheme="minorEastAsia" w:cstheme="minorBidi"/>
+        <w:rFonts w:asciiTheme="minorHAnsi" w:eastAsiaTheme="minorEastAsia" w:hAnsiTheme="minorHAnsi" w:cstheme="minorBidi"/>
         <w:kern w:val="2"/>
         <w:sz w:val="24"/>
         <w:szCs w:val="24"/>
@@ -399,14 +396,14 @@
   <w:latentStyles w:defLockedState="0" w:defUIPriority="99" w:defSemiHidden="0" w:defUnhideWhenUsed="0" w:defQFormat="0" w:count="376">
     <w:lsdException w:name="Normal" w:uiPriority="0" w:qFormat="1"/>
     <w:lsdException w:name="heading 1" w:uiPriority="9" w:qFormat="1"/>
-    <w:lsdException w:name="heading 2" w:uiPriority="9" w:semiHidden="1" w:unhideWhenUsed="1" w:qFormat="1"/>
-    <w:lsdException w:name="heading 3" w:uiPriority="9" w:semiHidden="1" w:unhideWhenUsed="1" w:qFormat="1"/>
-    <w:lsdException w:name="heading 4" w:uiPriority="9" w:semiHidden="1" w:unhideWhenUsed="1" w:qFormat="1"/>
-    <w:lsdException w:name="heading 5" w:uiPriority="9" w:semiHidden="1" w:unhideWhenUsed="1" w:qFormat="1"/>
-    <w:lsdException w:name="heading 6" w:uiPriority="9" w:semiHidden="1" w:unhideWhenUsed="1" w:qFormat="1"/>
-    <w:lsdException w:name="heading 7" w:uiPriority="9" w:semiHidden="1" w:unhideWhenUsed="1" w:qFormat="1"/>
-    <w:lsdException w:name="heading 8" w:uiPriority="9" w:semiHidden="1" w:unhideWhenUsed="1" w:qFormat="1"/>
-    <w:lsdException w:name="heading 9" w:uiPriority="9" w:semiHidden="1" w:unhideWhenUsed="1" w:qFormat="1"/>
+    <w:lsdException w:name="heading 2" w:semiHidden="1" w:uiPriority="9" w:unhideWhenUsed="1" w:qFormat="1"/>
+    <w:lsdException w:name="heading 3" w:semiHidden="1" w:uiPriority="9" w:unhideWhenUsed="1" w:qFormat="1"/>
+    <w:lsdException w:name="heading 4" w:semiHidden="1" w:uiPriority="9" w:unhideWhenUsed="1" w:qFormat="1"/>
+    <w:lsdException w:name="heading 5" w:semiHidden="1" w:uiPriority="9" w:unhideWhenUsed="1" w:qFormat="1"/>
+    <w:lsdException w:name="heading 6" w:semiHidden="1" w:uiPriority="9" w:unhideWhenUsed="1" w:qFormat="1"/>
+    <w:lsdException w:name="heading 7" w:semiHidden="1" w:uiPriority="9" w:unhideWhenUsed="1" w:qFormat="1"/>
+    <w:lsdException w:name="heading 8" w:semiHidden="1" w:uiPriority="9" w:unhideWhenUsed="1" w:qFormat="1"/>
+    <w:lsdException w:name="heading 9" w:semiHidden="1" w:uiPriority="9" w:unhideWhenUsed="1" w:qFormat="1"/>
     <w:lsdException w:name="index 1" w:semiHidden="1" w:unhideWhenUsed="1"/>
     <w:lsdException w:name="index 2" w:semiHidden="1" w:unhideWhenUsed="1"/>
     <w:lsdException w:name="index 3" w:semiHidden="1" w:unhideWhenUsed="1"/>
@@ -416,22 +413,22 @@
     <w:lsdException w:name="index 7" w:semiHidden="1" w:unhideWhenUsed="1"/>
     <w:lsdException w:name="index 8" w:semiHidden="1" w:unhideWhenUsed="1"/>
     <w:lsdException w:name="index 9" w:semiHidden="1" w:unhideWhenUsed="1"/>
-    <w:lsdException w:name="toc 1" w:uiPriority="39" w:semiHidden="1" w:unhideWhenUsed="1"/>
-    <w:lsdException w:name="toc 2" w:uiPriority="39" w:semiHidden="1" w:unhideWhenUsed="1"/>
-    <w:lsdException w:name="toc 3" w:uiPriority="39" w:semiHidden="1" w:unhideWhenUsed="1"/>
-    <w:lsdException w:name="toc 4" w:uiPriority="39" w:semiHidden="1" w:unhideWhenUsed="1"/>
-    <w:lsdException w:name="toc 5" w:uiPriority="39" w:semiHidden="1" w:unhideWhenUsed="1"/>
-    <w:lsdException w:name="toc 6" w:uiPriority="39" w:semiHidden="1" w:unhideWhenUsed="1"/>
-    <w:lsdException w:name="toc 7" w:uiPriority="39" w:semiHidden="1" w:unhideWhenUsed="1"/>
-    <w:lsdException w:name="toc 8" w:uiPriority="39" w:semiHidden="1" w:unhideWhenUsed="1"/>
-    <w:lsdException w:name="toc 9" w:uiPriority="39" w:semiHidden="1" w:unhideWhenUsed="1"/>
+    <w:lsdException w:name="toc 1" w:semiHidden="1" w:uiPriority="39" w:unhideWhenUsed="1"/>
+    <w:lsdException w:name="toc 2" w:semiHidden="1" w:uiPriority="39" w:unhideWhenUsed="1"/>
+    <w:lsdException w:name="toc 3" w:semiHidden="1" w:uiPriority="39" w:unhideWhenUsed="1"/>
+    <w:lsdException w:name="toc 4" w:semiHidden="1" w:uiPriority="39" w:unhideWhenUsed="1"/>
+    <w:lsdException w:name="toc 5" w:semiHidden="1" w:uiPriority="39" w:unhideWhenUsed="1"/>
+    <w:lsdException w:name="toc 6" w:semiHidden="1" w:uiPriority="39" w:unhideWhenUsed="1"/>
+    <w:lsdException w:name="toc 7" w:semiHidden="1" w:uiPriority="39" w:unhideWhenUsed="1"/>
+    <w:lsdException w:name="toc 8" w:semiHidden="1" w:uiPriority="39" w:unhideWhenUsed="1"/>
+    <w:lsdException w:name="toc 9" w:semiHidden="1" w:uiPriority="39" w:unhideWhenUsed="1"/>
     <w:lsdException w:name="Normal Indent" w:semiHidden="1" w:unhideWhenUsed="1"/>
     <w:lsdException w:name="footnote text" w:semiHidden="1" w:unhideWhenUsed="1"/>
     <w:lsdException w:name="annotation text" w:semiHidden="1" w:unhideWhenUsed="1"/>
     <w:lsdException w:name="header" w:semiHidden="1" w:unhideWhenUsed="1"/>
     <w:lsdException w:name="footer" w:semiHidden="1" w:unhideWhenUsed="1"/>
     <w:lsdException w:name="index heading" w:semiHidden="1" w:unhideWhenUsed="1"/>
-    <w:lsdException w:name="caption" w:uiPriority="35" w:semiHidden="1" w:unhideWhenUsed="1" w:qFormat="1"/>
+    <w:lsdException w:name="caption" w:semiHidden="1" w:uiPriority="35" w:unhideWhenUsed="1" w:qFormat="1"/>
     <w:lsdException w:name="table of figures" w:semiHidden="1" w:unhideWhenUsed="1"/>
     <w:lsdException w:name="envelope address" w:semiHidden="1" w:unhideWhenUsed="1"/>
     <w:lsdException w:name="envelope return" w:semiHidden="1" w:unhideWhenUsed="1"/>
@@ -462,7 +459,7 @@
     <w:lsdException w:name="Title" w:uiPriority="10" w:qFormat="1"/>
     <w:lsdException w:name="Closing" w:semiHidden="1" w:unhideWhenUsed="1"/>
     <w:lsdException w:name="Signature" w:semiHidden="1" w:unhideWhenUsed="1"/>
-    <w:lsdException w:name="Default Paragraph Font" w:uiPriority="1" w:semiHidden="1" w:unhideWhenUsed="1"/>
+    <w:lsdException w:name="Default Paragraph Font" w:semiHidden="1" w:uiPriority="1" w:unhideWhenUsed="1"/>
     <w:lsdException w:name="Body Text" w:semiHidden="1" w:unhideWhenUsed="1"/>
     <w:lsdException w:name="Body Text Indent" w:semiHidden="1" w:unhideWhenUsed="1"/>
     <w:lsdException w:name="List Continue" w:semiHidden="1" w:unhideWhenUsed="1"/>
@@ -662,8 +659,8 @@
     <w:lsdException w:name="Subtle Reference" w:uiPriority="31" w:qFormat="1"/>
     <w:lsdException w:name="Intense Reference" w:uiPriority="32" w:qFormat="1"/>
     <w:lsdException w:name="Book Title" w:uiPriority="33" w:qFormat="1"/>
-    <w:lsdException w:name="Bibliography" w:uiPriority="37" w:semiHidden="1" w:unhideWhenUsed="1"/>
-    <w:lsdException w:name="TOC Heading" w:uiPriority="39" w:semiHidden="1" w:unhideWhenUsed="1" w:qFormat="1"/>
+    <w:lsdException w:name="Bibliography" w:semiHidden="1" w:uiPriority="37" w:unhideWhenUsed="1"/>
+    <w:lsdException w:name="TOC Heading" w:semiHidden="1" w:uiPriority="39" w:unhideWhenUsed="1" w:qFormat="1"/>
     <w:lsdException w:name="Plain Table 1" w:uiPriority="41"/>
     <w:lsdException w:name="Plain Table 2" w:uiPriority="42"/>
     <w:lsdException w:name="Plain Table 3" w:uiPriority="43"/>
@@ -774,7 +771,7 @@
     <w:lsdException w:name="Unresolved Mention" w:semiHidden="1" w:unhideWhenUsed="1"/>
     <w:lsdException w:name="Smart Link" w:semiHidden="1" w:unhideWhenUsed="1"/>
   </w:latentStyles>
-  <w:style w:type="paragraph" w:styleId="Normal" w:default="1">
+  <w:style w:type="paragraph" w:default="1" w:styleId="Normal">
     <w:name w:val="Normal"/>
     <w:qFormat/>
     <w:rsid w:val="009C43CB"/>
@@ -804,7 +801,7 @@
       <w:outlineLvl w:val="0"/>
     </w:pPr>
     <w:rPr>
-      <w:rFonts w:asciiTheme="majorHAnsi" w:hAnsiTheme="majorHAnsi" w:eastAsiaTheme="majorEastAsia" w:cstheme="majorBidi"/>
+      <w:rFonts w:asciiTheme="majorHAnsi" w:eastAsiaTheme="majorEastAsia" w:hAnsiTheme="majorHAnsi" w:cstheme="majorBidi"/>
       <w:color w:val="0F4761" w:themeColor="accent1" w:themeShade="BF"/>
       <w:kern w:val="2"/>
       <w:sz w:val="40"/>
@@ -830,7 +827,7 @@
       <w:outlineLvl w:val="1"/>
     </w:pPr>
     <w:rPr>
-      <w:rFonts w:asciiTheme="majorHAnsi" w:hAnsiTheme="majorHAnsi" w:eastAsiaTheme="majorEastAsia" w:cstheme="majorBidi"/>
+      <w:rFonts w:asciiTheme="majorHAnsi" w:eastAsiaTheme="majorEastAsia" w:hAnsiTheme="majorHAnsi" w:cstheme="majorBidi"/>
       <w:color w:val="0F4761" w:themeColor="accent1" w:themeShade="BF"/>
       <w:kern w:val="2"/>
       <w:sz w:val="32"/>
@@ -856,7 +853,7 @@
       <w:outlineLvl w:val="2"/>
     </w:pPr>
     <w:rPr>
-      <w:rFonts w:asciiTheme="minorHAnsi" w:hAnsiTheme="minorHAnsi" w:eastAsiaTheme="majorEastAsia" w:cstheme="majorBidi"/>
+      <w:rFonts w:asciiTheme="minorHAnsi" w:eastAsiaTheme="majorEastAsia" w:hAnsiTheme="minorHAnsi" w:cstheme="majorBidi"/>
       <w:color w:val="0F4761" w:themeColor="accent1" w:themeShade="BF"/>
       <w:kern w:val="2"/>
       <w:sz w:val="28"/>
@@ -882,7 +879,7 @@
       <w:outlineLvl w:val="3"/>
     </w:pPr>
     <w:rPr>
-      <w:rFonts w:asciiTheme="minorHAnsi" w:hAnsiTheme="minorHAnsi" w:eastAsiaTheme="majorEastAsia" w:cstheme="majorBidi"/>
+      <w:rFonts w:asciiTheme="minorHAnsi" w:eastAsiaTheme="majorEastAsia" w:hAnsiTheme="minorHAnsi" w:cstheme="majorBidi"/>
       <w:i/>
       <w:iCs/>
       <w:color w:val="0F4761" w:themeColor="accent1" w:themeShade="BF"/>
@@ -909,7 +906,7 @@
       <w:outlineLvl w:val="4"/>
     </w:pPr>
     <w:rPr>
-      <w:rFonts w:asciiTheme="minorHAnsi" w:hAnsiTheme="minorHAnsi" w:eastAsiaTheme="majorEastAsia" w:cstheme="majorBidi"/>
+      <w:rFonts w:asciiTheme="minorHAnsi" w:eastAsiaTheme="majorEastAsia" w:hAnsiTheme="minorHAnsi" w:cstheme="majorBidi"/>
       <w:color w:val="0F4761" w:themeColor="accent1" w:themeShade="BF"/>
       <w:kern w:val="2"/>
       <w:sz w:val="24"/>
@@ -934,7 +931,7 @@
       <w:outlineLvl w:val="5"/>
     </w:pPr>
     <w:rPr>
-      <w:rFonts w:asciiTheme="minorHAnsi" w:hAnsiTheme="minorHAnsi" w:eastAsiaTheme="majorEastAsia" w:cstheme="majorBidi"/>
+      <w:rFonts w:asciiTheme="minorHAnsi" w:eastAsiaTheme="majorEastAsia" w:hAnsiTheme="minorHAnsi" w:cstheme="majorBidi"/>
       <w:i/>
       <w:iCs/>
       <w:color w:val="595959" w:themeColor="text1" w:themeTint="A6"/>
@@ -961,7 +958,7 @@
       <w:outlineLvl w:val="6"/>
     </w:pPr>
     <w:rPr>
-      <w:rFonts w:asciiTheme="minorHAnsi" w:hAnsiTheme="minorHAnsi" w:eastAsiaTheme="majorEastAsia" w:cstheme="majorBidi"/>
+      <w:rFonts w:asciiTheme="minorHAnsi" w:eastAsiaTheme="majorEastAsia" w:hAnsiTheme="minorHAnsi" w:cstheme="majorBidi"/>
       <w:color w:val="595959" w:themeColor="text1" w:themeTint="A6"/>
       <w:kern w:val="2"/>
       <w:sz w:val="24"/>
@@ -986,7 +983,7 @@
       <w:outlineLvl w:val="7"/>
     </w:pPr>
     <w:rPr>
-      <w:rFonts w:asciiTheme="minorHAnsi" w:hAnsiTheme="minorHAnsi" w:eastAsiaTheme="majorEastAsia" w:cstheme="majorBidi"/>
+      <w:rFonts w:asciiTheme="minorHAnsi" w:eastAsiaTheme="majorEastAsia" w:hAnsiTheme="minorHAnsi" w:cstheme="majorBidi"/>
       <w:i/>
       <w:iCs/>
       <w:color w:val="272727" w:themeColor="text1" w:themeTint="D8"/>
@@ -1013,7 +1010,7 @@
       <w:outlineLvl w:val="8"/>
     </w:pPr>
     <w:rPr>
-      <w:rFonts w:asciiTheme="minorHAnsi" w:hAnsiTheme="minorHAnsi" w:eastAsiaTheme="majorEastAsia" w:cstheme="majorBidi"/>
+      <w:rFonts w:asciiTheme="minorHAnsi" w:eastAsiaTheme="majorEastAsia" w:hAnsiTheme="minorHAnsi" w:cstheme="majorBidi"/>
       <w:color w:val="272727" w:themeColor="text1" w:themeTint="D8"/>
       <w:kern w:val="2"/>
       <w:sz w:val="24"/>
@@ -1021,12 +1018,12 @@
       <w14:ligatures w14:val="standardContextual"/>
     </w:rPr>
   </w:style>
-  <w:style w:type="character" w:styleId="DefaultParagraphFont" w:default="1">
+  <w:style w:type="character" w:default="1" w:styleId="DefaultParagraphFont">
     <w:name w:val="Default Paragraph Font"/>
     <w:uiPriority w:val="1"/>
     <w:unhideWhenUsed/>
   </w:style>
-  <w:style w:type="table" w:styleId="TableNormal" w:default="1">
+  <w:style w:type="table" w:default="1" w:styleId="TableNormal">
     <w:name w:val="Normal Table"/>
     <w:uiPriority w:val="99"/>
     <w:semiHidden/>
@@ -1041,26 +1038,26 @@
       </w:tblCellMar>
     </w:tblPr>
   </w:style>
-  <w:style w:type="numbering" w:styleId="NoList" w:default="1">
+  <w:style w:type="numbering" w:default="1" w:styleId="NoList">
     <w:name w:val="No List"/>
     <w:uiPriority w:val="99"/>
     <w:semiHidden/>
     <w:unhideWhenUsed/>
   </w:style>
-  <w:style w:type="character" w:styleId="Heading1Char" w:customStyle="1">
+  <w:style w:type="character" w:customStyle="1" w:styleId="Heading1Char">
     <w:name w:val="Heading 1 Char"/>
     <w:basedOn w:val="DefaultParagraphFont"/>
     <w:link w:val="Heading1"/>
     <w:uiPriority w:val="9"/>
     <w:rsid w:val="00145120"/>
     <w:rPr>
-      <w:rFonts w:asciiTheme="majorHAnsi" w:hAnsiTheme="majorHAnsi" w:eastAsiaTheme="majorEastAsia" w:cstheme="majorBidi"/>
+      <w:rFonts w:asciiTheme="majorHAnsi" w:eastAsiaTheme="majorEastAsia" w:hAnsiTheme="majorHAnsi" w:cstheme="majorBidi"/>
       <w:color w:val="0F4761" w:themeColor="accent1" w:themeShade="BF"/>
       <w:sz w:val="40"/>
       <w:szCs w:val="40"/>
     </w:rPr>
   </w:style>
-  <w:style w:type="character" w:styleId="Heading2Char" w:customStyle="1">
+  <w:style w:type="character" w:customStyle="1" w:styleId="Heading2Char">
     <w:name w:val="Heading 2 Char"/>
     <w:basedOn w:val="DefaultParagraphFont"/>
     <w:link w:val="Heading2"/>
@@ -1068,13 +1065,13 @@
     <w:semiHidden/>
     <w:rsid w:val="00145120"/>
     <w:rPr>
-      <w:rFonts w:asciiTheme="majorHAnsi" w:hAnsiTheme="majorHAnsi" w:eastAsiaTheme="majorEastAsia" w:cstheme="majorBidi"/>
+      <w:rFonts w:asciiTheme="majorHAnsi" w:eastAsiaTheme="majorEastAsia" w:hAnsiTheme="majorHAnsi" w:cstheme="majorBidi"/>
       <w:color w:val="0F4761" w:themeColor="accent1" w:themeShade="BF"/>
       <w:sz w:val="32"/>
       <w:szCs w:val="32"/>
     </w:rPr>
   </w:style>
-  <w:style w:type="character" w:styleId="Heading3Char" w:customStyle="1">
+  <w:style w:type="character" w:customStyle="1" w:styleId="Heading3Char">
     <w:name w:val="Heading 3 Char"/>
     <w:basedOn w:val="DefaultParagraphFont"/>
     <w:link w:val="Heading3"/>
@@ -1088,7 +1085,7 @@
       <w:szCs w:val="28"/>
     </w:rPr>
   </w:style>
-  <w:style w:type="character" w:styleId="Heading4Char" w:customStyle="1">
+  <w:style w:type="character" w:customStyle="1" w:styleId="Heading4Char">
     <w:name w:val="Heading 4 Char"/>
     <w:basedOn w:val="DefaultParagraphFont"/>
     <w:link w:val="Heading4"/>
@@ -1102,7 +1099,7 @@
       <w:color w:val="0F4761" w:themeColor="accent1" w:themeShade="BF"/>
     </w:rPr>
   </w:style>
-  <w:style w:type="character" w:styleId="Heading5Char" w:customStyle="1">
+  <w:style w:type="character" w:customStyle="1" w:styleId="Heading5Char">
     <w:name w:val="Heading 5 Char"/>
     <w:basedOn w:val="DefaultParagraphFont"/>
     <w:link w:val="Heading5"/>
@@ -1114,7 +1111,7 @@
       <w:color w:val="0F4761" w:themeColor="accent1" w:themeShade="BF"/>
     </w:rPr>
   </w:style>
-  <w:style w:type="character" w:styleId="Heading6Char" w:customStyle="1">
+  <w:style w:type="character" w:customStyle="1" w:styleId="Heading6Char">
     <w:name w:val="Heading 6 Char"/>
     <w:basedOn w:val="DefaultParagraphFont"/>
     <w:link w:val="Heading6"/>
@@ -1128,7 +1125,7 @@
       <w:color w:val="595959" w:themeColor="text1" w:themeTint="A6"/>
     </w:rPr>
   </w:style>
-  <w:style w:type="character" w:styleId="Heading7Char" w:customStyle="1">
+  <w:style w:type="character" w:customStyle="1" w:styleId="Heading7Char">
     <w:name w:val="Heading 7 Char"/>
     <w:basedOn w:val="DefaultParagraphFont"/>
     <w:link w:val="Heading7"/>
@@ -1140,7 +1137,7 @@
       <w:color w:val="595959" w:themeColor="text1" w:themeTint="A6"/>
     </w:rPr>
   </w:style>
-  <w:style w:type="character" w:styleId="Heading8Char" w:customStyle="1">
+  <w:style w:type="character" w:customStyle="1" w:styleId="Heading8Char">
     <w:name w:val="Heading 8 Char"/>
     <w:basedOn w:val="DefaultParagraphFont"/>
     <w:link w:val="Heading8"/>
@@ -1154,7 +1151,7 @@
       <w:color w:val="272727" w:themeColor="text1" w:themeTint="D8"/>
     </w:rPr>
   </w:style>
-  <w:style w:type="character" w:styleId="Heading9Char" w:customStyle="1">
+  <w:style w:type="character" w:customStyle="1" w:styleId="Heading9Char">
     <w:name w:val="Heading 9 Char"/>
     <w:basedOn w:val="DefaultParagraphFont"/>
     <w:link w:val="Heading9"/>
@@ -1179,7 +1176,7 @@
       <w:contextualSpacing/>
     </w:pPr>
     <w:rPr>
-      <w:rFonts w:asciiTheme="majorHAnsi" w:hAnsiTheme="majorHAnsi" w:eastAsiaTheme="majorEastAsia" w:cstheme="majorBidi"/>
+      <w:rFonts w:asciiTheme="majorHAnsi" w:eastAsiaTheme="majorEastAsia" w:hAnsiTheme="majorHAnsi" w:cstheme="majorBidi"/>
       <w:spacing w:val="-10"/>
       <w:kern w:val="28"/>
       <w:sz w:val="56"/>
@@ -1188,14 +1185,14 @@
       <w14:ligatures w14:val="standardContextual"/>
     </w:rPr>
   </w:style>
-  <w:style w:type="character" w:styleId="TitleChar" w:customStyle="1">
+  <w:style w:type="character" w:customStyle="1" w:styleId="TitleChar">
     <w:name w:val="Title Char"/>
     <w:basedOn w:val="DefaultParagraphFont"/>
     <w:link w:val="Title"/>
     <w:uiPriority w:val="10"/>
     <w:rsid w:val="00145120"/>
     <w:rPr>
-      <w:rFonts w:asciiTheme="majorHAnsi" w:hAnsiTheme="majorHAnsi" w:eastAsiaTheme="majorEastAsia" w:cstheme="majorBidi"/>
+      <w:rFonts w:asciiTheme="majorHAnsi" w:eastAsiaTheme="majorEastAsia" w:hAnsiTheme="majorHAnsi" w:cstheme="majorBidi"/>
       <w:spacing w:val="-10"/>
       <w:kern w:val="28"/>
       <w:sz w:val="56"/>
@@ -1217,7 +1214,7 @@
       <w:spacing w:after="160" w:line="278" w:lineRule="auto"/>
     </w:pPr>
     <w:rPr>
-      <w:rFonts w:asciiTheme="minorHAnsi" w:hAnsiTheme="minorHAnsi" w:eastAsiaTheme="majorEastAsia" w:cstheme="majorBidi"/>
+      <w:rFonts w:asciiTheme="minorHAnsi" w:eastAsiaTheme="majorEastAsia" w:hAnsiTheme="minorHAnsi" w:cstheme="majorBidi"/>
       <w:color w:val="595959" w:themeColor="text1" w:themeTint="A6"/>
       <w:spacing w:val="15"/>
       <w:kern w:val="2"/>
@@ -1227,7 +1224,7 @@
       <w14:ligatures w14:val="standardContextual"/>
     </w:rPr>
   </w:style>
-  <w:style w:type="character" w:styleId="SubtitleChar" w:customStyle="1">
+  <w:style w:type="character" w:customStyle="1" w:styleId="SubtitleChar">
     <w:name w:val="Subtitle Char"/>
     <w:basedOn w:val="DefaultParagraphFont"/>
     <w:link w:val="Subtitle"/>
@@ -1264,7 +1261,7 @@
       <w14:ligatures w14:val="standardContextual"/>
     </w:rPr>
   </w:style>
-  <w:style w:type="character" w:styleId="QuoteChar" w:customStyle="1">
+  <w:style w:type="character" w:customStyle="1" w:styleId="QuoteChar">
     <w:name w:val="Quote Char"/>
     <w:basedOn w:val="DefaultParagraphFont"/>
     <w:link w:val="Quote"/>
@@ -1317,8 +1314,8 @@
     <w:rsid w:val="00145120"/>
     <w:pPr>
       <w:pBdr>
-        <w:top w:val="single" w:color="0F4761" w:themeColor="accent1" w:themeShade="BF" w:sz="4" w:space="10"/>
-        <w:bottom w:val="single" w:color="0F4761" w:themeColor="accent1" w:themeShade="BF" w:sz="4" w:space="10"/>
+        <w:top w:val="single" w:sz="4" w:space="10" w:color="0F4761" w:themeColor="accent1" w:themeShade="BF"/>
+        <w:bottom w:val="single" w:sz="4" w:space="10" w:color="0F4761" w:themeColor="accent1" w:themeShade="BF"/>
       </w:pBdr>
       <w:spacing w:before="360" w:after="360" w:line="278" w:lineRule="auto"/>
       <w:ind w:left="864" w:right="864"/>
@@ -1335,7 +1332,7 @@
       <w14:ligatures w14:val="standardContextual"/>
     </w:rPr>
   </w:style>
-  <w:style w:type="character" w:styleId="IntenseQuoteChar" w:customStyle="1">
+  <w:style w:type="character" w:customStyle="1" w:styleId="IntenseQuoteChar">
     <w:name w:val="Intense Quote Char"/>
     <w:basedOn w:val="DefaultParagraphFont"/>
     <w:link w:val="IntenseQuote"/>
@@ -1382,7 +1379,7 @@
       <w14:ligatures w14:val="standardContextual"/>
     </w:rPr>
   </w:style>
-  <w:style w:type="character" w:styleId="HeaderChar" w:customStyle="1">
+  <w:style w:type="character" w:customStyle="1" w:styleId="HeaderChar">
     <w:name w:val="Header Char"/>
     <w:basedOn w:val="DefaultParagraphFont"/>
     <w:link w:val="Header"/>
@@ -1410,7 +1407,7 @@
       <w14:ligatures w14:val="standardContextual"/>
     </w:rPr>
   </w:style>
-  <w:style w:type="character" w:styleId="FooterChar" w:customStyle="1">
+  <w:style w:type="character" w:customStyle="1" w:styleId="FooterChar">
     <w:name w:val="Footer Char"/>
     <w:basedOn w:val="DefaultParagraphFont"/>
     <w:link w:val="Footer"/>
@@ -1456,7 +1453,7 @@
 </file>
 
 <file path=word/theme/theme1.xml><?xml version="1.0" encoding="utf-8"?>
-<a:theme xmlns:a="http://schemas.openxmlformats.org/drawingml/2006/main" xmlns:thm15="http://schemas.microsoft.com/office/thememl/2012/main" name="Office Theme">
+<a:theme xmlns:a="http://schemas.openxmlformats.org/drawingml/2006/main" name="Office Theme">
   <a:themeElements>
     <a:clrScheme name="Office">
       <a:dk1>
